--- a/16 Whatsapp login.docx
+++ b/16 Whatsapp login.docx
@@ -724,7 +724,9 @@
           <w:u w:val="single"/>
         </w:rPr>
       </w:pPr>
-      <w:r>
+    </w:p>
+    <w:p>
+      <w:pPr>
         <w:rPr>
           <w:b/>
           <w:bCs/>
@@ -732,6 +734,26 @@
           <w:szCs w:val="28"/>
           <w:u w:val="single"/>
         </w:rPr>
+      </w:pPr>
+    </w:p>
+    <w:p>
+      <w:pPr>
+        <w:rPr>
+          <w:b/>
+          <w:bCs/>
+          <w:sz w:val="28"/>
+          <w:szCs w:val="28"/>
+          <w:u w:val="single"/>
+        </w:rPr>
+      </w:pPr>
+      <w:r>
+        <w:rPr>
+          <w:b/>
+          <w:bCs/>
+          <w:sz w:val="28"/>
+          <w:szCs w:val="28"/>
+          <w:u w:val="single"/>
+        </w:rPr>
         <w:t>Output:</w:t>
       </w:r>
     </w:p>
@@ -786,6 +808,7 @@
           <w:sz w:val="28"/>
           <w:szCs w:val="28"/>
         </w:rPr>
+        <w:lastRenderedPageBreak/>
         <w:t>[info] OS: Windows Version: 10</w:t>
       </w:r>
     </w:p>
@@ -816,7 +839,6 @@
           <w:sz w:val="28"/>
           <w:szCs w:val="28"/>
         </w:rPr>
-        <w:lastRenderedPageBreak/>
         <w:t>[info] If the test cannot start, please refresh the active browser tab</w:t>
       </w:r>
     </w:p>
@@ -832,8 +854,17 @@
           <w:sz w:val="28"/>
           <w:szCs w:val="28"/>
         </w:rPr>
-        <w:t>[info] Executing: | open | https://www.google.com/search?q=whatsapp+web&amp;oq=&amp;gs_lcrp=EgZjaHJvbWUqCQgAEEUYOxjCAzIJCAAQRRg7GMIDMgkIARBFGDsYwgMyCQgCEEUYOxjCAzIJCAMQRRg7GMIDMgkIBBBFGDsYwgMyCQgFEEUYOxjCAzIJCAYQRRg7GMIDMgkIBxBFGDsYwgPSAQ4yNDczMTc2NDBqMGoxNagCCLACAfEFpvpKxcfNf1I&amp;sourceid=chrome&amp;source=chrome.rb&amp;ie=UTF-8 | |</w:t>
-      </w:r>
+        <w:t>[info] Executing: | open | https://www.google.com/search?q=whatsapp+web</w:t>
+      </w:r>
+      <w:proofErr w:type="gramStart"/>
+      <w:r>
+        <w:rPr>
+          <w:sz w:val="28"/>
+          <w:szCs w:val="28"/>
+        </w:rPr>
+        <w:t>.....</w:t>
+      </w:r>
+      <w:proofErr w:type="gramEnd"/>
     </w:p>
     <w:p>
       <w:pPr>
